--- a/data/outputs/v2/Core_Mathematics/SS2.3_Rotation/Core_Mathematics_Rotation_FinalExplanation_TeacherKey.docx
+++ b/data/outputs/v2/Core_Mathematics/SS2.3_Rotation/Core_Mathematics_Rotation_FinalExplanation_TeacherKey.docx
@@ -2752,7 +2752,7 @@
         </w:rPr>
         <w:t xml:space="preserve">© 2026 SeaVuria and ARES. This work is licensed under a </w:t>
       </w:r>
-      <w:hyperlink w:history="1" r:id="rIdhgwhgntiahluzm1sq7saz">
+      <w:hyperlink w:history="1" r:id="rIdyquu2rn95chzyqlki3h93">
         <w:r>
           <w:rPr>
             <w:rFonts w:ascii="Arial" w:cs="Arial" w:eastAsia="Arial" w:hAnsi="Arial"/>
@@ -2772,7 +2772,7 @@
         </w:rPr>
         <w:t xml:space="preserve"> (</w:t>
       </w:r>
-      <w:hyperlink w:history="1" r:id="rIdncjehepggocrubeofaplr">
+      <w:hyperlink w:history="1" r:id="rId8-cipm8h6gzknp23tpv1q">
         <w:r>
           <w:rPr>
             <w:rFonts w:ascii="Arial" w:cs="Arial" w:eastAsia="Arial" w:hAnsi="Arial"/>
@@ -2792,7 +2792,7 @@
         </w:rPr>
         <w:t xml:space="preserve">). To view a copy of this license, visit </w:t>
       </w:r>
-      <w:hyperlink w:history="1" r:id="rIdp17cv3ibp0gifnnzj-dcf">
+      <w:hyperlink w:history="1" r:id="rIdfs-_qi7o9a6gxluyz35oi">
         <w:r>
           <w:rPr>
             <w:rFonts w:ascii="Arial" w:cs="Arial" w:eastAsia="Arial" w:hAnsi="Arial"/>

--- a/data/outputs/v2/Core_Mathematics/SS2.3_Rotation/Core_Mathematics_Rotation_FinalExplanation_TeacherKey.docx
+++ b/data/outputs/v2/Core_Mathematics/SS2.3_Rotation/Core_Mathematics_Rotation_FinalExplanation_TeacherKey.docx
@@ -2752,7 +2752,7 @@
         </w:rPr>
         <w:t xml:space="preserve">© 2026 SeaVuria and ARES. This work is licensed under a </w:t>
       </w:r>
-      <w:hyperlink w:history="1" r:id="rIdyquu2rn95chzyqlki3h93">
+      <w:hyperlink w:history="1" r:id="rIdvvu9t6acstvm7-tvweoxm">
         <w:r>
           <w:rPr>
             <w:rFonts w:ascii="Arial" w:cs="Arial" w:eastAsia="Arial" w:hAnsi="Arial"/>
@@ -2772,7 +2772,7 @@
         </w:rPr>
         <w:t xml:space="preserve"> (</w:t>
       </w:r>
-      <w:hyperlink w:history="1" r:id="rId8-cipm8h6gzknp23tpv1q">
+      <w:hyperlink w:history="1" r:id="rIdzhkt8jllpxx2algdwdpyg">
         <w:r>
           <w:rPr>
             <w:rFonts w:ascii="Arial" w:cs="Arial" w:eastAsia="Arial" w:hAnsi="Arial"/>
@@ -2792,7 +2792,7 @@
         </w:rPr>
         <w:t xml:space="preserve">). To view a copy of this license, visit </w:t>
       </w:r>
-      <w:hyperlink w:history="1" r:id="rIdfs-_qi7o9a6gxluyz35oi">
+      <w:hyperlink w:history="1" r:id="rIdozqeqnntt-4ier04pwo9h">
         <w:r>
           <w:rPr>
             <w:rFonts w:ascii="Arial" w:cs="Arial" w:eastAsia="Arial" w:hAnsi="Arial"/>

--- a/data/outputs/v2/Core_Mathematics/SS2.3_Rotation/Core_Mathematics_Rotation_FinalExplanation_TeacherKey.docx
+++ b/data/outputs/v2/Core_Mathematics/SS2.3_Rotation/Core_Mathematics_Rotation_FinalExplanation_TeacherKey.docx
@@ -2752,7 +2752,7 @@
         </w:rPr>
         <w:t xml:space="preserve">© 2026 SeaVuria and ARES. This work is licensed under a </w:t>
       </w:r>
-      <w:hyperlink w:history="1" r:id="rIdvvu9t6acstvm7-tvweoxm">
+      <w:hyperlink w:history="1" r:id="rIdgvzutbmvsicauf118q4dw">
         <w:r>
           <w:rPr>
             <w:rFonts w:ascii="Arial" w:cs="Arial" w:eastAsia="Arial" w:hAnsi="Arial"/>
@@ -2772,7 +2772,7 @@
         </w:rPr>
         <w:t xml:space="preserve"> (</w:t>
       </w:r>
-      <w:hyperlink w:history="1" r:id="rIdzhkt8jllpxx2algdwdpyg">
+      <w:hyperlink w:history="1" r:id="rIdnqdft8ow_cx5-ww1b14ro">
         <w:r>
           <w:rPr>
             <w:rFonts w:ascii="Arial" w:cs="Arial" w:eastAsia="Arial" w:hAnsi="Arial"/>
@@ -2792,7 +2792,7 @@
         </w:rPr>
         <w:t xml:space="preserve">). To view a copy of this license, visit </w:t>
       </w:r>
-      <w:hyperlink w:history="1" r:id="rIdozqeqnntt-4ier04pwo9h">
+      <w:hyperlink w:history="1" r:id="rIdrak9k2ervndzqdxrxw3rl">
         <w:r>
           <w:rPr>
             <w:rFonts w:ascii="Arial" w:cs="Arial" w:eastAsia="Arial" w:hAnsi="Arial"/>

--- a/data/outputs/v2/Core_Mathematics/SS2.3_Rotation/Core_Mathematics_Rotation_FinalExplanation_TeacherKey.docx
+++ b/data/outputs/v2/Core_Mathematics/SS2.3_Rotation/Core_Mathematics_Rotation_FinalExplanation_TeacherKey.docx
@@ -2752,7 +2752,7 @@
         </w:rPr>
         <w:t xml:space="preserve">© 2026 SeaVuria and ARES. This work is licensed under a </w:t>
       </w:r>
-      <w:hyperlink w:history="1" r:id="rIdgvzutbmvsicauf118q4dw">
+      <w:hyperlink w:history="1" r:id="rIdxr6zbn-8ahd6q5in9imxe">
         <w:r>
           <w:rPr>
             <w:rFonts w:ascii="Arial" w:cs="Arial" w:eastAsia="Arial" w:hAnsi="Arial"/>
@@ -2772,7 +2772,7 @@
         </w:rPr>
         <w:t xml:space="preserve"> (</w:t>
       </w:r>
-      <w:hyperlink w:history="1" r:id="rIdnqdft8ow_cx5-ww1b14ro">
+      <w:hyperlink w:history="1" r:id="rIdpxfpreuw57xr7pagcnwi-">
         <w:r>
           <w:rPr>
             <w:rFonts w:ascii="Arial" w:cs="Arial" w:eastAsia="Arial" w:hAnsi="Arial"/>
@@ -2792,7 +2792,7 @@
         </w:rPr>
         <w:t xml:space="preserve">). To view a copy of this license, visit </w:t>
       </w:r>
-      <w:hyperlink w:history="1" r:id="rIdrak9k2ervndzqdxrxw3rl">
+      <w:hyperlink w:history="1" r:id="rId5wzujjnbuh6boszc0vret">
         <w:r>
           <w:rPr>
             <w:rFonts w:ascii="Arial" w:cs="Arial" w:eastAsia="Arial" w:hAnsi="Arial"/>

--- a/data/outputs/v2/Core_Mathematics/SS2.3_Rotation/Core_Mathematics_Rotation_FinalExplanation_TeacherKey.docx
+++ b/data/outputs/v2/Core_Mathematics/SS2.3_Rotation/Core_Mathematics_Rotation_FinalExplanation_TeacherKey.docx
@@ -4,6 +4,7 @@
   <w:body>
     <w:p>
       <w:pPr>
+        <w:keepNext w:val="false"/>
         <w:spacing w:after="30" w:before="0"/>
         <w:jc w:val="center"/>
       </w:pPr>
@@ -23,6 +24,7 @@
     </w:p>
     <w:p>
       <w:pPr>
+        <w:keepNext w:val="false"/>
         <w:spacing w:after="60" w:before="0"/>
         <w:jc w:val="center"/>
       </w:pPr>
@@ -81,6 +83,7 @@
           </w:tcPr>
           <w:p>
             <w:pPr>
+              <w:keepNext w:val="false"/>
               <w:spacing w:after="40" w:before="0"/>
               <w:jc w:val="center"/>
             </w:pPr>
@@ -116,6 +119,7 @@
           </w:tcPr>
           <w:p>
             <w:pPr>
+              <w:keepNext w:val="false"/>
               <w:spacing w:after="40" w:before="0"/>
               <w:jc w:val="center"/>
             </w:pPr>
@@ -176,6 +180,7 @@
           </w:tcPr>
           <w:p>
             <w:pPr>
+              <w:keepNext w:val="false"/>
               <w:spacing w:after="40" w:before="0"/>
               <w:jc w:val="center"/>
             </w:pPr>
@@ -210,6 +215,7 @@
           </w:tcPr>
           <w:p>
             <w:pPr>
+              <w:keepNext w:val="false"/>
               <w:spacing w:after="40" w:before="0"/>
               <w:jc w:val="left"/>
             </w:pPr>
@@ -271,6 +277,7 @@
           </w:tcPr>
           <w:p>
             <w:pPr>
+              <w:keepNext/>
               <w:spacing w:after="40" w:before="0"/>
               <w:jc w:val="center"/>
             </w:pPr>
@@ -305,6 +312,7 @@
           </w:tcPr>
           <w:p>
             <w:pPr>
+              <w:keepNext w:val="false"/>
               <w:spacing w:after="40" w:before="0"/>
               <w:jc w:val="left"/>
             </w:pPr>
@@ -337,6 +345,7 @@
           </w:tcPr>
           <w:p>
             <w:pPr>
+              <w:keepNext w:val="false"/>
               <w:spacing w:after="40" w:before="0"/>
               <w:jc w:val="left"/>
             </w:pPr>
@@ -398,6 +407,7 @@
           </w:tcPr>
           <w:p>
             <w:pPr>
+              <w:keepNext/>
               <w:spacing w:after="40" w:before="0"/>
               <w:jc w:val="center"/>
             </w:pPr>
@@ -432,6 +442,7 @@
           </w:tcPr>
           <w:p>
             <w:pPr>
+              <w:keepNext w:val="false"/>
               <w:spacing w:after="40" w:before="0"/>
               <w:jc w:val="left"/>
             </w:pPr>
@@ -451,6 +462,7 @@
           </w:p>
           <w:p>
             <w:pPr>
+              <w:keepNext w:val="false"/>
               <w:spacing w:after="40" w:before="0"/>
               <w:jc w:val="left"/>
             </w:pPr>
@@ -503,6 +515,7 @@
                 </w:tcPr>
                 <w:p>
                   <w:pPr>
+                    <w:keepNext w:val="false"/>
                     <w:spacing w:after="40" w:before="0"/>
                     <w:jc w:val="left"/>
                   </w:pPr>
@@ -535,6 +548,7 @@
                 </w:tcPr>
                 <w:p>
                   <w:pPr>
+                    <w:keepNext w:val="false"/>
                     <w:spacing w:after="40" w:before="0"/>
                     <w:jc w:val="left"/>
                   </w:pPr>
@@ -567,6 +581,7 @@
                 </w:tcPr>
                 <w:p>
                   <w:pPr>
+                    <w:keepNext w:val="false"/>
                     <w:spacing w:after="40" w:before="0"/>
                     <w:jc w:val="left"/>
                   </w:pPr>
@@ -599,6 +614,7 @@
                 </w:tcPr>
                 <w:p>
                   <w:pPr>
+                    <w:keepNext w:val="false"/>
                     <w:spacing w:after="40" w:before="0"/>
                     <w:jc w:val="left"/>
                   </w:pPr>
@@ -631,6 +647,7 @@
                 </w:tcPr>
                 <w:p>
                   <w:pPr>
+                    <w:keepNext w:val="false"/>
                     <w:spacing w:after="40" w:before="0"/>
                     <w:jc w:val="left"/>
                   </w:pPr>
@@ -665,6 +682,7 @@
                 </w:tcPr>
                 <w:p>
                   <w:pPr>
+                    <w:keepNext w:val="false"/>
                     <w:spacing w:after="40" w:before="0"/>
                     <w:jc w:val="left"/>
                   </w:pPr>
@@ -697,6 +715,7 @@
                 </w:tcPr>
                 <w:p>
                   <w:pPr>
+                    <w:keepNext w:val="false"/>
                     <w:spacing w:after="40" w:before="0"/>
                     <w:jc w:val="left"/>
                   </w:pPr>
@@ -729,6 +748,7 @@
                 </w:tcPr>
                 <w:p>
                   <w:pPr>
+                    <w:keepNext w:val="false"/>
                     <w:spacing w:after="40" w:before="0"/>
                     <w:jc w:val="left"/>
                   </w:pPr>
@@ -761,6 +781,7 @@
                 </w:tcPr>
                 <w:p>
                   <w:pPr>
+                    <w:keepNext w:val="false"/>
                     <w:spacing w:after="40" w:before="0"/>
                     <w:jc w:val="left"/>
                   </w:pPr>
@@ -793,6 +814,7 @@
                 </w:tcPr>
                 <w:p>
                   <w:pPr>
+                    <w:keepNext w:val="false"/>
                     <w:spacing w:after="40" w:before="0"/>
                     <w:jc w:val="left"/>
                   </w:pPr>
@@ -827,6 +849,7 @@
                 </w:tcPr>
                 <w:p>
                   <w:pPr>
+                    <w:keepNext w:val="false"/>
                     <w:spacing w:after="40" w:before="0"/>
                     <w:jc w:val="left"/>
                   </w:pPr>
@@ -859,6 +882,7 @@
                 </w:tcPr>
                 <w:p>
                   <w:pPr>
+                    <w:keepNext w:val="false"/>
                     <w:spacing w:after="40" w:before="0"/>
                     <w:jc w:val="left"/>
                   </w:pPr>
@@ -891,6 +915,7 @@
                 </w:tcPr>
                 <w:p>
                   <w:pPr>
+                    <w:keepNext w:val="false"/>
                     <w:spacing w:after="40" w:before="0"/>
                     <w:jc w:val="left"/>
                   </w:pPr>
@@ -923,6 +948,7 @@
                 </w:tcPr>
                 <w:p>
                   <w:pPr>
+                    <w:keepNext w:val="false"/>
                     <w:spacing w:after="40" w:before="0"/>
                     <w:jc w:val="left"/>
                   </w:pPr>
@@ -955,6 +981,7 @@
                 </w:tcPr>
                 <w:p>
                   <w:pPr>
+                    <w:keepNext w:val="false"/>
                     <w:spacing w:after="40" w:before="0"/>
                     <w:jc w:val="left"/>
                   </w:pPr>
@@ -989,6 +1016,7 @@
                 </w:tcPr>
                 <w:p>
                   <w:pPr>
+                    <w:keepNext w:val="false"/>
                     <w:spacing w:after="40" w:before="0"/>
                     <w:jc w:val="left"/>
                   </w:pPr>
@@ -1021,6 +1049,7 @@
                 </w:tcPr>
                 <w:p>
                   <w:pPr>
+                    <w:keepNext w:val="false"/>
                     <w:spacing w:after="40" w:before="0"/>
                     <w:jc w:val="left"/>
                   </w:pPr>
@@ -1053,6 +1082,7 @@
                 </w:tcPr>
                 <w:p>
                   <w:pPr>
+                    <w:keepNext w:val="false"/>
                     <w:spacing w:after="40" w:before="0"/>
                     <w:jc w:val="left"/>
                   </w:pPr>
@@ -1085,6 +1115,7 @@
                 </w:tcPr>
                 <w:p>
                   <w:pPr>
+                    <w:keepNext w:val="false"/>
                     <w:spacing w:after="40" w:before="0"/>
                     <w:jc w:val="left"/>
                   </w:pPr>
@@ -1117,6 +1148,7 @@
                 </w:tcPr>
                 <w:p>
                   <w:pPr>
+                    <w:keepNext w:val="false"/>
                     <w:spacing w:after="40" w:before="0"/>
                     <w:jc w:val="left"/>
                   </w:pPr>
@@ -1151,6 +1183,7 @@
                 </w:tcPr>
                 <w:p>
                   <w:pPr>
+                    <w:keepNext w:val="false"/>
                     <w:spacing w:after="40" w:before="0"/>
                     <w:jc w:val="left"/>
                   </w:pPr>
@@ -1183,6 +1216,7 @@
                 </w:tcPr>
                 <w:p>
                   <w:pPr>
+                    <w:keepNext w:val="false"/>
                     <w:spacing w:after="40" w:before="0"/>
                     <w:jc w:val="left"/>
                   </w:pPr>
@@ -1215,6 +1249,7 @@
                 </w:tcPr>
                 <w:p>
                   <w:pPr>
+                    <w:keepNext w:val="false"/>
                     <w:spacing w:after="40" w:before="0"/>
                     <w:jc w:val="left"/>
                   </w:pPr>
@@ -1247,6 +1282,7 @@
                 </w:tcPr>
                 <w:p>
                   <w:pPr>
+                    <w:keepNext w:val="false"/>
                     <w:spacing w:after="40" w:before="0"/>
                     <w:jc w:val="left"/>
                   </w:pPr>
@@ -1279,6 +1315,7 @@
                 </w:tcPr>
                 <w:p>
                   <w:pPr>
+                    <w:keepNext w:val="false"/>
                     <w:spacing w:after="40" w:before="0"/>
                     <w:jc w:val="left"/>
                   </w:pPr>
@@ -1301,6 +1338,7 @@
           </w:tbl>
           <w:p>
             <w:pPr>
+              <w:keepNext w:val="false"/>
               <w:spacing w:after="60" w:before="0"/>
               <w:jc w:val="left"/>
             </w:pPr>
@@ -1320,6 +1358,7 @@
           </w:p>
           <w:p>
             <w:pPr>
+              <w:keepNext w:val="false"/>
               <w:spacing w:after="40" w:before="0"/>
               <w:jc w:val="left"/>
             </w:pPr>
@@ -1339,6 +1378,7 @@
           </w:p>
           <w:p>
             <w:pPr>
+              <w:keepNext w:val="false"/>
               <w:spacing w:after="40" w:before="0"/>
               <w:jc w:val="left"/>
             </w:pPr>
@@ -1358,6 +1398,7 @@
           </w:p>
           <w:p>
             <w:pPr>
+              <w:keepNext w:val="false"/>
               <w:spacing w:after="60" w:before="0"/>
               <w:jc w:val="left"/>
             </w:pPr>
@@ -1390,6 +1431,7 @@
           </w:tcPr>
           <w:p>
             <w:pPr>
+              <w:keepNext w:val="false"/>
               <w:spacing w:after="40" w:before="0"/>
               <w:jc w:val="left"/>
             </w:pPr>
@@ -1451,6 +1493,7 @@
           </w:tcPr>
           <w:p>
             <w:pPr>
+              <w:keepNext/>
               <w:spacing w:after="40" w:before="0"/>
               <w:jc w:val="center"/>
             </w:pPr>
@@ -1485,6 +1528,7 @@
           </w:tcPr>
           <w:p>
             <w:pPr>
+              <w:keepNext w:val="false"/>
               <w:spacing w:after="40" w:before="0"/>
               <w:jc w:val="left"/>
             </w:pPr>
@@ -1517,6 +1561,7 @@
           </w:tcPr>
           <w:p>
             <w:pPr>
+              <w:keepNext w:val="false"/>
               <w:spacing w:after="40" w:before="0"/>
               <w:jc w:val="left"/>
             </w:pPr>
@@ -1578,6 +1623,7 @@
           </w:tcPr>
           <w:p>
             <w:pPr>
+              <w:keepNext/>
               <w:spacing w:after="40" w:before="0"/>
               <w:jc w:val="center"/>
             </w:pPr>
@@ -1612,6 +1658,7 @@
           </w:tcPr>
           <w:p>
             <w:pPr>
+              <w:keepNext w:val="false"/>
               <w:spacing w:after="40" w:before="0"/>
               <w:jc w:val="left"/>
             </w:pPr>
@@ -1644,6 +1691,7 @@
           </w:tcPr>
           <w:p>
             <w:pPr>
+              <w:keepNext w:val="false"/>
               <w:spacing w:after="40" w:before="0"/>
               <w:jc w:val="left"/>
             </w:pPr>
@@ -1705,6 +1753,7 @@
           </w:tcPr>
           <w:p>
             <w:pPr>
+              <w:keepNext/>
               <w:spacing w:after="40" w:before="0"/>
               <w:jc w:val="center"/>
             </w:pPr>
@@ -1739,6 +1788,7 @@
           </w:tcPr>
           <w:p>
             <w:pPr>
+              <w:keepNext w:val="false"/>
               <w:spacing w:after="40" w:before="0"/>
               <w:jc w:val="left"/>
             </w:pPr>
@@ -1771,6 +1821,7 @@
           </w:tcPr>
           <w:p>
             <w:pPr>
+              <w:keepNext w:val="false"/>
               <w:spacing w:after="40" w:before="0"/>
               <w:jc w:val="left"/>
             </w:pPr>
@@ -1834,6 +1885,7 @@
           </w:tcPr>
           <w:p>
             <w:pPr>
+              <w:keepNext w:val="false"/>
               <w:spacing w:after="40" w:before="0"/>
               <w:jc w:val="center"/>
             </w:pPr>
@@ -1868,6 +1920,7 @@
           </w:tcPr>
           <w:p>
             <w:pPr>
+              <w:keepNext w:val="false"/>
               <w:spacing w:after="40" w:before="0"/>
               <w:jc w:val="left"/>
             </w:pPr>
@@ -1900,6 +1953,7 @@
           </w:tcPr>
           <w:p>
             <w:pPr>
+              <w:keepNext w:val="false"/>
               <w:spacing w:after="40" w:before="0"/>
               <w:jc w:val="left"/>
             </w:pPr>
@@ -1932,6 +1986,7 @@
           </w:tcPr>
           <w:p>
             <w:pPr>
+              <w:keepNext w:val="false"/>
               <w:spacing w:after="40" w:before="0"/>
               <w:jc w:val="left"/>
             </w:pPr>
@@ -1964,6 +2019,7 @@
           </w:tcPr>
           <w:p>
             <w:pPr>
+              <w:keepNext w:val="false"/>
               <w:spacing w:after="40" w:before="0"/>
               <w:jc w:val="left"/>
             </w:pPr>
@@ -1998,6 +2054,7 @@
           </w:tcPr>
           <w:p>
             <w:pPr>
+              <w:keepNext w:val="false"/>
               <w:spacing w:after="40" w:before="0"/>
               <w:jc w:val="left"/>
             </w:pPr>
@@ -2030,6 +2087,7 @@
           </w:tcPr>
           <w:p>
             <w:pPr>
+              <w:keepNext w:val="false"/>
               <w:spacing w:after="40" w:before="0"/>
               <w:jc w:val="left"/>
             </w:pPr>
@@ -2062,6 +2120,7 @@
           </w:tcPr>
           <w:p>
             <w:pPr>
+              <w:keepNext w:val="false"/>
               <w:spacing w:after="40" w:before="0"/>
               <w:jc w:val="left"/>
             </w:pPr>
@@ -2094,6 +2153,7 @@
           </w:tcPr>
           <w:p>
             <w:pPr>
+              <w:keepNext w:val="false"/>
               <w:spacing w:after="40" w:before="0"/>
               <w:jc w:val="left"/>
             </w:pPr>
@@ -2128,6 +2188,7 @@
           </w:tcPr>
           <w:p>
             <w:pPr>
+              <w:keepNext w:val="false"/>
               <w:spacing w:after="40" w:before="0"/>
               <w:jc w:val="left"/>
             </w:pPr>
@@ -2160,6 +2221,7 @@
           </w:tcPr>
           <w:p>
             <w:pPr>
+              <w:keepNext w:val="false"/>
               <w:spacing w:after="40" w:before="0"/>
               <w:jc w:val="left"/>
             </w:pPr>
@@ -2192,6 +2254,7 @@
           </w:tcPr>
           <w:p>
             <w:pPr>
+              <w:keepNext w:val="false"/>
               <w:spacing w:after="40" w:before="0"/>
               <w:jc w:val="left"/>
             </w:pPr>
@@ -2224,6 +2287,7 @@
           </w:tcPr>
           <w:p>
             <w:pPr>
+              <w:keepNext w:val="false"/>
               <w:spacing w:after="40" w:before="0"/>
               <w:jc w:val="left"/>
             </w:pPr>
@@ -2258,6 +2322,7 @@
           </w:tcPr>
           <w:p>
             <w:pPr>
+              <w:keepNext w:val="false"/>
               <w:spacing w:after="40" w:before="0"/>
               <w:jc w:val="left"/>
             </w:pPr>
@@ -2290,6 +2355,7 @@
           </w:tcPr>
           <w:p>
             <w:pPr>
+              <w:keepNext w:val="false"/>
               <w:spacing w:after="40" w:before="0"/>
               <w:jc w:val="left"/>
             </w:pPr>
@@ -2322,6 +2388,7 @@
           </w:tcPr>
           <w:p>
             <w:pPr>
+              <w:keepNext w:val="false"/>
               <w:spacing w:after="40" w:before="0"/>
               <w:jc w:val="left"/>
             </w:pPr>
@@ -2354,6 +2421,7 @@
           </w:tcPr>
           <w:p>
             <w:pPr>
+              <w:keepNext w:val="false"/>
               <w:spacing w:after="40" w:before="0"/>
               <w:jc w:val="left"/>
             </w:pPr>
@@ -2388,6 +2456,7 @@
           </w:tcPr>
           <w:p>
             <w:pPr>
+              <w:keepNext w:val="false"/>
               <w:spacing w:after="40" w:before="0"/>
               <w:jc w:val="left"/>
             </w:pPr>
@@ -2420,6 +2489,7 @@
           </w:tcPr>
           <w:p>
             <w:pPr>
+              <w:keepNext w:val="false"/>
               <w:spacing w:after="40" w:before="0"/>
               <w:jc w:val="left"/>
             </w:pPr>
@@ -2452,6 +2522,7 @@
           </w:tcPr>
           <w:p>
             <w:pPr>
+              <w:keepNext w:val="false"/>
               <w:spacing w:after="40" w:before="0"/>
               <w:jc w:val="left"/>
             </w:pPr>
@@ -2484,6 +2555,7 @@
           </w:tcPr>
           <w:p>
             <w:pPr>
+              <w:keepNext w:val="false"/>
               <w:spacing w:after="40" w:before="0"/>
               <w:jc w:val="left"/>
             </w:pPr>
@@ -2518,6 +2590,7 @@
           </w:tcPr>
           <w:p>
             <w:pPr>
+              <w:keepNext w:val="false"/>
               <w:spacing w:after="40" w:before="0"/>
               <w:jc w:val="left"/>
             </w:pPr>
@@ -2550,6 +2623,7 @@
           </w:tcPr>
           <w:p>
             <w:pPr>
+              <w:keepNext w:val="false"/>
               <w:spacing w:after="40" w:before="0"/>
               <w:jc w:val="left"/>
             </w:pPr>
@@ -2582,6 +2656,7 @@
           </w:tcPr>
           <w:p>
             <w:pPr>
+              <w:keepNext w:val="false"/>
               <w:spacing w:after="40" w:before="0"/>
               <w:jc w:val="left"/>
             </w:pPr>
@@ -2614,6 +2689,7 @@
           </w:tcPr>
           <w:p>
             <w:pPr>
+              <w:keepNext w:val="false"/>
               <w:spacing w:after="40" w:before="0"/>
               <w:jc w:val="left"/>
             </w:pPr>
@@ -2752,7 +2828,7 @@
         </w:rPr>
         <w:t xml:space="preserve">© 2026 SeaVuria and ARES. This work is licensed under a </w:t>
       </w:r>
-      <w:hyperlink w:history="1" r:id="rIdxr6zbn-8ahd6q5in9imxe">
+      <w:hyperlink w:history="1" r:id="rIdmwt4qpfvyfgishzfb2r6a">
         <w:r>
           <w:rPr>
             <w:rFonts w:ascii="Arial" w:cs="Arial" w:eastAsia="Arial" w:hAnsi="Arial"/>
@@ -2772,7 +2848,7 @@
         </w:rPr>
         <w:t xml:space="preserve"> (</w:t>
       </w:r>
-      <w:hyperlink w:history="1" r:id="rIdpxfpreuw57xr7pagcnwi-">
+      <w:hyperlink w:history="1" r:id="rIdkjamo6bcwebink4yetgb1">
         <w:r>
           <w:rPr>
             <w:rFonts w:ascii="Arial" w:cs="Arial" w:eastAsia="Arial" w:hAnsi="Arial"/>
@@ -2792,7 +2868,7 @@
         </w:rPr>
         <w:t xml:space="preserve">). To view a copy of this license, visit </w:t>
       </w:r>
-      <w:hyperlink w:history="1" r:id="rId5wzujjnbuh6boszc0vret">
+      <w:hyperlink w:history="1" r:id="rIdj_hunvtc6bxqwoggnm1rm">
         <w:r>
           <w:rPr>
             <w:rFonts w:ascii="Arial" w:cs="Arial" w:eastAsia="Arial" w:hAnsi="Arial"/>

--- a/data/outputs/v2/Core_Mathematics/SS2.3_Rotation/Core_Mathematics_Rotation_FinalExplanation_TeacherKey.docx
+++ b/data/outputs/v2/Core_Mathematics/SS2.3_Rotation/Core_Mathematics_Rotation_FinalExplanation_TeacherKey.docx
@@ -2828,7 +2828,7 @@
         </w:rPr>
         <w:t xml:space="preserve">© 2026 SeaVuria and ARES. This work is licensed under a </w:t>
       </w:r>
-      <w:hyperlink w:history="1" r:id="rIdmwt4qpfvyfgishzfb2r6a">
+      <w:hyperlink w:history="1" r:id="rIdhsfeyzkc7cxn5zv7mnld1">
         <w:r>
           <w:rPr>
             <w:rFonts w:ascii="Arial" w:cs="Arial" w:eastAsia="Arial" w:hAnsi="Arial"/>
@@ -2848,7 +2848,7 @@
         </w:rPr>
         <w:t xml:space="preserve"> (</w:t>
       </w:r>
-      <w:hyperlink w:history="1" r:id="rIdkjamo6bcwebink4yetgb1">
+      <w:hyperlink w:history="1" r:id="rId1pel3tyf_qc4rhk0qomyt">
         <w:r>
           <w:rPr>
             <w:rFonts w:ascii="Arial" w:cs="Arial" w:eastAsia="Arial" w:hAnsi="Arial"/>
@@ -2868,7 +2868,7 @@
         </w:rPr>
         <w:t xml:space="preserve">). To view a copy of this license, visit </w:t>
       </w:r>
-      <w:hyperlink w:history="1" r:id="rIdj_hunvtc6bxqwoggnm1rm">
+      <w:hyperlink w:history="1" r:id="rIdrdyrj80xjl4ollkafjt9n">
         <w:r>
           <w:rPr>
             <w:rFonts w:ascii="Arial" w:cs="Arial" w:eastAsia="Arial" w:hAnsi="Arial"/>
